--- a/SCRAPING_REPORT.docx
+++ b/SCRAPING_REPORT.docx
@@ -12,7 +12,7 @@
     </w:p>
     <w:p>
       <w:r>
-        <w:t xml:space="preserve">*Auto-generated 2026-09-12 14:16 UTC from </w:t>
+        <w:t xml:space="preserve">*Auto-generated 2026-09-13 14:57 UTC from </w:t>
       </w:r>
       <w:r>
         <w:rPr>

--- a/SCRAPING_REPORT.docx
+++ b/SCRAPING_REPORT.docx
@@ -12,7 +12,7 @@
     </w:p>
     <w:p>
       <w:r>
-        <w:t xml:space="preserve">*Auto-generated 2026-09-13 14:57 UTC from </w:t>
+        <w:t xml:space="preserve">*Auto-generated 2026-09-14 16:59 UTC from </w:t>
       </w:r>
       <w:r>
         <w:rPr>
@@ -3260,7 +3260,7 @@
           <w:p>
             <w:r/>
             <w:r>
-              <w:t>692</w:t>
+              <w:t>693</w:t>
             </w:r>
           </w:p>
         </w:tc>
@@ -3284,7 +3284,7 @@
           <w:p>
             <w:r/>
             <w:r>
-              <w:t>91</w:t>
+              <w:t>93</w:t>
             </w:r>
           </w:p>
         </w:tc>
@@ -3332,7 +3332,7 @@
           <w:p>
             <w:r/>
             <w:r>
-              <w:t>37</w:t>
+              <w:t>38</w:t>
             </w:r>
           </w:p>
         </w:tc>
@@ -3506,7 +3506,7 @@
               <w:rPr>
                 <w:b/>
               </w:rPr>
-              <w:t>922</w:t>
+              <w:t>926</w:t>
             </w:r>
           </w:p>
         </w:tc>

--- a/SCRAPING_REPORT.docx
+++ b/SCRAPING_REPORT.docx
@@ -12,7 +12,7 @@
     </w:p>
     <w:p>
       <w:r>
-        <w:t xml:space="preserve">*Auto-generated 2026-09-14 16:59 UTC from </w:t>
+        <w:t xml:space="preserve">*Auto-generated 2026-09-15 15:37 UTC from </w:t>
       </w:r>
       <w:r>
         <w:rPr>
@@ -3284,7 +3284,7 @@
           <w:p>
             <w:r/>
             <w:r>
-              <w:t>93</w:t>
+              <w:t>95</w:t>
             </w:r>
           </w:p>
         </w:tc>
@@ -3332,7 +3332,7 @@
           <w:p>
             <w:r/>
             <w:r>
-              <w:t>38</w:t>
+              <w:t>40</w:t>
             </w:r>
           </w:p>
         </w:tc>
@@ -3506,7 +3506,7 @@
               <w:rPr>
                 <w:b/>
               </w:rPr>
-              <w:t>926</w:t>
+              <w:t>930</w:t>
             </w:r>
           </w:p>
         </w:tc>

--- a/SCRAPING_REPORT.docx
+++ b/SCRAPING_REPORT.docx
@@ -12,7 +12,7 @@
     </w:p>
     <w:p>
       <w:r>
-        <w:t xml:space="preserve">*Auto-generated 2026-09-15 15:37 UTC from </w:t>
+        <w:t xml:space="preserve">*Auto-generated 2026-09-16 15:27 UTC from </w:t>
       </w:r>
       <w:r>
         <w:rPr>
@@ -3260,7 +3260,7 @@
           <w:p>
             <w:r/>
             <w:r>
-              <w:t>693</w:t>
+              <w:t>696</w:t>
             </w:r>
           </w:p>
         </w:tc>
@@ -3284,7 +3284,7 @@
           <w:p>
             <w:r/>
             <w:r>
-              <w:t>95</w:t>
+              <w:t>96</w:t>
             </w:r>
           </w:p>
         </w:tc>
@@ -3308,7 +3308,7 @@
           <w:p>
             <w:r/>
             <w:r>
-              <w:t>46</w:t>
+              <w:t>47</w:t>
             </w:r>
           </w:p>
         </w:tc>
@@ -3506,7 +3506,7 @@
               <w:rPr>
                 <w:b/>
               </w:rPr>
-              <w:t>930</w:t>
+              <w:t>935</w:t>
             </w:r>
           </w:p>
         </w:tc>

--- a/SCRAPING_REPORT.docx
+++ b/SCRAPING_REPORT.docx
@@ -12,7 +12,7 @@
     </w:p>
     <w:p>
       <w:r>
-        <w:t xml:space="preserve">*Auto-generated 2026-09-16 15:27 UTC from </w:t>
+        <w:t xml:space="preserve">*Auto-generated 2026-09-17 15:35 UTC from </w:t>
       </w:r>
       <w:r>
         <w:rPr>
@@ -3284,7 +3284,7 @@
           <w:p>
             <w:r/>
             <w:r>
-              <w:t>96</w:t>
+              <w:t>98</w:t>
             </w:r>
           </w:p>
         </w:tc>
@@ -3356,7 +3356,7 @@
           <w:p>
             <w:r/>
             <w:r>
-              <w:t>10</w:t>
+              <w:t>12</w:t>
             </w:r>
           </w:p>
         </w:tc>
@@ -3506,7 +3506,7 @@
               <w:rPr>
                 <w:b/>
               </w:rPr>
-              <w:t>935</w:t>
+              <w:t>939</w:t>
             </w:r>
           </w:p>
         </w:tc>

--- a/SCRAPING_REPORT.docx
+++ b/SCRAPING_REPORT.docx
@@ -12,7 +12,7 @@
     </w:p>
     <w:p>
       <w:r>
-        <w:t xml:space="preserve">*Auto-generated 2026-09-17 15:35 UTC from </w:t>
+        <w:t xml:space="preserve">*Auto-generated 2026-09-18 15:03 UTC from </w:t>
       </w:r>
       <w:r>
         <w:rPr>
@@ -3260,7 +3260,7 @@
           <w:p>
             <w:r/>
             <w:r>
-              <w:t>696</w:t>
+              <w:t>699</w:t>
             </w:r>
           </w:p>
         </w:tc>
@@ -3506,7 +3506,7 @@
               <w:rPr>
                 <w:b/>
               </w:rPr>
-              <w:t>939</w:t>
+              <w:t>942</w:t>
             </w:r>
           </w:p>
         </w:tc>

--- a/SCRAPING_REPORT.docx
+++ b/SCRAPING_REPORT.docx
@@ -12,7 +12,7 @@
     </w:p>
     <w:p>
       <w:r>
-        <w:t xml:space="preserve">*Auto-generated 2026-09-18 15:03 UTC from </w:t>
+        <w:t xml:space="preserve">*Auto-generated 2026-09-19 14:34 UTC from </w:t>
       </w:r>
       <w:r>
         <w:rPr>
@@ -3260,7 +3260,7 @@
           <w:p>
             <w:r/>
             <w:r>
-              <w:t>699</w:t>
+              <w:t>702</w:t>
             </w:r>
           </w:p>
         </w:tc>
@@ -3380,7 +3380,7 @@
           <w:p>
             <w:r/>
             <w:r>
-              <w:t>6</w:t>
+              <w:t>7</w:t>
             </w:r>
           </w:p>
         </w:tc>
@@ -3506,7 +3506,7 @@
               <w:rPr>
                 <w:b/>
               </w:rPr>
-              <w:t>942</w:t>
+              <w:t>946</w:t>
             </w:r>
           </w:p>
         </w:tc>

--- a/SCRAPING_REPORT.docx
+++ b/SCRAPING_REPORT.docx
@@ -12,7 +12,7 @@
     </w:p>
     <w:p>
       <w:r>
-        <w:t xml:space="preserve">*Auto-generated 2026-09-19 14:34 UTC from </w:t>
+        <w:t xml:space="preserve">*Auto-generated 2026-09-20 14:46 UTC from </w:t>
       </w:r>
       <w:r>
         <w:rPr>

--- a/SCRAPING_REPORT.docx
+++ b/SCRAPING_REPORT.docx
@@ -12,7 +12,7 @@
     </w:p>
     <w:p>
       <w:r>
-        <w:t xml:space="preserve">*Auto-generated 2026-09-20 14:46 UTC from </w:t>
+        <w:t xml:space="preserve">*Auto-generated 2026-09-21 17:07 UTC from </w:t>
       </w:r>
       <w:r>
         <w:rPr>

--- a/SCRAPING_REPORT.docx
+++ b/SCRAPING_REPORT.docx
@@ -12,7 +12,7 @@
     </w:p>
     <w:p>
       <w:r>
-        <w:t xml:space="preserve">*Auto-generated 2026-09-21 17:07 UTC from </w:t>
+        <w:t xml:space="preserve">*Auto-generated 2026-09-22 15:34 UTC from </w:t>
       </w:r>
       <w:r>
         <w:rPr>
@@ -3260,7 +3260,7 @@
           <w:p>
             <w:r/>
             <w:r>
-              <w:t>702</w:t>
+              <w:t>703</w:t>
             </w:r>
           </w:p>
         </w:tc>
@@ -3506,7 +3506,7 @@
               <w:rPr>
                 <w:b/>
               </w:rPr>
-              <w:t>946</w:t>
+              <w:t>947</w:t>
             </w:r>
           </w:p>
         </w:tc>

--- a/SCRAPING_REPORT.docx
+++ b/SCRAPING_REPORT.docx
@@ -12,7 +12,7 @@
     </w:p>
     <w:p>
       <w:r>
-        <w:t xml:space="preserve">*Auto-generated 2026-09-22 15:34 UTC from </w:t>
+        <w:t xml:space="preserve">*Auto-generated 2026-09-23 15:29 UTC from </w:t>
       </w:r>
       <w:r>
         <w:rPr>
@@ -3260,7 +3260,7 @@
           <w:p>
             <w:r/>
             <w:r>
-              <w:t>703</w:t>
+              <w:t>704</w:t>
             </w:r>
           </w:p>
         </w:tc>
@@ -3356,7 +3356,7 @@
           <w:p>
             <w:r/>
             <w:r>
-              <w:t>12</w:t>
+              <w:t>11</w:t>
             </w:r>
           </w:p>
         </w:tc>
@@ -3380,7 +3380,7 @@
           <w:p>
             <w:r/>
             <w:r>
-              <w:t>7</w:t>
+              <w:t>6</w:t>
             </w:r>
           </w:p>
         </w:tc>
@@ -3506,7 +3506,7 @@
               <w:rPr>
                 <w:b/>
               </w:rPr>
-              <w:t>947</w:t>
+              <w:t>946</w:t>
             </w:r>
           </w:p>
         </w:tc>

--- a/SCRAPING_REPORT.docx
+++ b/SCRAPING_REPORT.docx
@@ -12,7 +12,7 @@
     </w:p>
     <w:p>
       <w:r>
-        <w:t xml:space="preserve">*Auto-generated 2026-09-23 15:29 UTC from </w:t>
+        <w:t xml:space="preserve">*Auto-generated 2026-09-24 15:51 UTC from </w:t>
       </w:r>
       <w:r>
         <w:rPr>
@@ -3260,7 +3260,7 @@
           <w:p>
             <w:r/>
             <w:r>
-              <w:t>704</w:t>
+              <w:t>703</w:t>
             </w:r>
           </w:p>
         </w:tc>
@@ -3332,7 +3332,7 @@
           <w:p>
             <w:r/>
             <w:r>
-              <w:t>40</w:t>
+              <w:t>38</w:t>
             </w:r>
           </w:p>
         </w:tc>
@@ -3506,7 +3506,7 @@
               <w:rPr>
                 <w:b/>
               </w:rPr>
-              <w:t>946</w:t>
+              <w:t>943</w:t>
             </w:r>
           </w:p>
         </w:tc>

--- a/SCRAPING_REPORT.docx
+++ b/SCRAPING_REPORT.docx
@@ -12,7 +12,7 @@
     </w:p>
     <w:p>
       <w:r>
-        <w:t xml:space="preserve">*Auto-generated 2026-09-24 15:51 UTC from </w:t>
+        <w:t xml:space="preserve">*Auto-generated 2026-09-25 15:51 UTC from </w:t>
       </w:r>
       <w:r>
         <w:rPr>
@@ -3260,7 +3260,7 @@
           <w:p>
             <w:r/>
             <w:r>
-              <w:t>703</w:t>
+              <w:t>705</w:t>
             </w:r>
           </w:p>
         </w:tc>
@@ -3284,7 +3284,7 @@
           <w:p>
             <w:r/>
             <w:r>
-              <w:t>98</w:t>
+              <w:t>101</w:t>
             </w:r>
           </w:p>
         </w:tc>
@@ -3506,7 +3506,7 @@
               <w:rPr>
                 <w:b/>
               </w:rPr>
-              <w:t>943</w:t>
+              <w:t>948</w:t>
             </w:r>
           </w:p>
         </w:tc>

--- a/SCRAPING_REPORT.docx
+++ b/SCRAPING_REPORT.docx
@@ -12,7 +12,7 @@
     </w:p>
     <w:p>
       <w:r>
-        <w:t xml:space="preserve">*Auto-generated 2026-09-25 15:51 UTC from </w:t>
+        <w:t xml:space="preserve">*Auto-generated 2026-09-26 15:02 UTC from </w:t>
       </w:r>
       <w:r>
         <w:rPr>
@@ -3260,7 +3260,7 @@
           <w:p>
             <w:r/>
             <w:r>
-              <w:t>705</w:t>
+              <w:t>708</w:t>
             </w:r>
           </w:p>
         </w:tc>
@@ -3506,7 +3506,7 @@
               <w:rPr>
                 <w:b/>
               </w:rPr>
-              <w:t>948</w:t>
+              <w:t>951</w:t>
             </w:r>
           </w:p>
         </w:tc>

--- a/SCRAPING_REPORT.docx
+++ b/SCRAPING_REPORT.docx
@@ -12,7 +12,7 @@
     </w:p>
     <w:p>
       <w:r>
-        <w:t xml:space="preserve">*Auto-generated 2026-09-26 15:02 UTC from </w:t>
+        <w:t xml:space="preserve">*Auto-generated 2026-09-27 15:42 UTC from </w:t>
       </w:r>
       <w:r>
         <w:rPr>

--- a/SCRAPING_REPORT.docx
+++ b/SCRAPING_REPORT.docx
@@ -12,7 +12,7 @@
     </w:p>
     <w:p>
       <w:r>
-        <w:t xml:space="preserve">*Auto-generated 2026-09-27 15:42 UTC from </w:t>
+        <w:t xml:space="preserve">*Auto-generated 2026-09-28 18:39 UTC from </w:t>
       </w:r>
       <w:r>
         <w:rPr>
@@ -3284,7 +3284,7 @@
           <w:p>
             <w:r/>
             <w:r>
-              <w:t>101</w:t>
+              <w:t>103</w:t>
             </w:r>
           </w:p>
         </w:tc>
@@ -3506,7 +3506,7 @@
               <w:rPr>
                 <w:b/>
               </w:rPr>
-              <w:t>951</w:t>
+              <w:t>953</w:t>
             </w:r>
           </w:p>
         </w:tc>

--- a/SCRAPING_REPORT.docx
+++ b/SCRAPING_REPORT.docx
@@ -12,7 +12,7 @@
     </w:p>
     <w:p>
       <w:r>
-        <w:t xml:space="preserve">*Auto-generated 2026-09-28 18:39 UTC from </w:t>
+        <w:t xml:space="preserve">*Auto-generated 2026-09-29 16:56 UTC from </w:t>
       </w:r>
       <w:r>
         <w:rPr>
@@ -3332,7 +3332,7 @@
           <w:p>
             <w:r/>
             <w:r>
-              <w:t>38</w:t>
+              <w:t>39</w:t>
             </w:r>
           </w:p>
         </w:tc>
@@ -3506,7 +3506,7 @@
               <w:rPr>
                 <w:b/>
               </w:rPr>
-              <w:t>953</w:t>
+              <w:t>954</w:t>
             </w:r>
           </w:p>
         </w:tc>

--- a/SCRAPING_REPORT.docx
+++ b/SCRAPING_REPORT.docx
@@ -12,7 +12,7 @@
     </w:p>
     <w:p>
       <w:r>
-        <w:t xml:space="preserve">*Auto-generated 2026-09-29 16:56 UTC from </w:t>
+        <w:t xml:space="preserve">*Auto-generated 2026-09-30 16:53 UTC from </w:t>
       </w:r>
       <w:r>
         <w:rPr>
@@ -3260,7 +3260,7 @@
           <w:p>
             <w:r/>
             <w:r>
-              <w:t>708</w:t>
+              <w:t>710</w:t>
             </w:r>
           </w:p>
         </w:tc>
@@ -3506,7 +3506,7 @@
               <w:rPr>
                 <w:b/>
               </w:rPr>
-              <w:t>954</w:t>
+              <w:t>956</w:t>
             </w:r>
           </w:p>
         </w:tc>

--- a/SCRAPING_REPORT.docx
+++ b/SCRAPING_REPORT.docx
@@ -12,7 +12,7 @@
     </w:p>
     <w:p>
       <w:r>
-        <w:t xml:space="preserve">*Auto-generated 2026-09-30 16:53 UTC from </w:t>
+        <w:t xml:space="preserve">*Auto-generated 2026-10-01 17:25 UTC from </w:t>
       </w:r>
       <w:r>
         <w:rPr>
@@ -3260,7 +3260,7 @@
           <w:p>
             <w:r/>
             <w:r>
-              <w:t>710</w:t>
+              <w:t>714</w:t>
             </w:r>
           </w:p>
         </w:tc>
@@ -3506,7 +3506,7 @@
               <w:rPr>
                 <w:b/>
               </w:rPr>
-              <w:t>956</w:t>
+              <w:t>960</w:t>
             </w:r>
           </w:p>
         </w:tc>

--- a/SCRAPING_REPORT.docx
+++ b/SCRAPING_REPORT.docx
@@ -12,7 +12,7 @@
     </w:p>
     <w:p>
       <w:r>
-        <w:t xml:space="preserve">*Auto-generated 2026-10-01 17:25 UTC from </w:t>
+        <w:t xml:space="preserve">*Auto-generated 2026-10-02 16:44 UTC from </w:t>
       </w:r>
       <w:r>
         <w:rPr>
@@ -3260,7 +3260,7 @@
           <w:p>
             <w:r/>
             <w:r>
-              <w:t>714</w:t>
+              <w:t>717</w:t>
             </w:r>
           </w:p>
         </w:tc>
@@ -3284,7 +3284,7 @@
           <w:p>
             <w:r/>
             <w:r>
-              <w:t>103</w:t>
+              <w:t>105</w:t>
             </w:r>
           </w:p>
         </w:tc>
@@ -3506,7 +3506,7 @@
               <w:rPr>
                 <w:b/>
               </w:rPr>
-              <w:t>960</w:t>
+              <w:t>965</w:t>
             </w:r>
           </w:p>
         </w:tc>

--- a/SCRAPING_REPORT.docx
+++ b/SCRAPING_REPORT.docx
@@ -12,7 +12,7 @@
     </w:p>
     <w:p>
       <w:r>
-        <w:t xml:space="preserve">*Auto-generated 2026-10-02 16:44 UTC from </w:t>
+        <w:t xml:space="preserve">*Auto-generated 2026-10-03 15:10 UTC from </w:t>
       </w:r>
       <w:r>
         <w:rPr>
@@ -3260,7 +3260,7 @@
           <w:p>
             <w:r/>
             <w:r>
-              <w:t>717</w:t>
+              <w:t>719</w:t>
             </w:r>
           </w:p>
         </w:tc>
@@ -3506,7 +3506,7 @@
               <w:rPr>
                 <w:b/>
               </w:rPr>
-              <w:t>965</w:t>
+              <w:t>967</w:t>
             </w:r>
           </w:p>
         </w:tc>

--- a/SCRAPING_REPORT.docx
+++ b/SCRAPING_REPORT.docx
@@ -12,7 +12,7 @@
     </w:p>
     <w:p>
       <w:r>
-        <w:t xml:space="preserve">*Auto-generated 2026-10-03 15:10 UTC from </w:t>
+        <w:t xml:space="preserve">*Auto-generated 2026-10-04 15:53 UTC from </w:t>
       </w:r>
       <w:r>
         <w:rPr>

--- a/SCRAPING_REPORT.docx
+++ b/SCRAPING_REPORT.docx
@@ -12,7 +12,7 @@
     </w:p>
     <w:p>
       <w:r>
-        <w:t xml:space="preserve">*Auto-generated 2026-10-04 15:53 UTC from </w:t>
+        <w:t xml:space="preserve">*Auto-generated 2026-10-05 19:50 UTC from </w:t>
       </w:r>
       <w:r>
         <w:rPr>
@@ -3260,7 +3260,7 @@
           <w:p>
             <w:r/>
             <w:r>
-              <w:t>719</w:t>
+              <w:t>720</w:t>
             </w:r>
           </w:p>
         </w:tc>
@@ -3506,7 +3506,7 @@
               <w:rPr>
                 <w:b/>
               </w:rPr>
-              <w:t>967</w:t>
+              <w:t>968</w:t>
             </w:r>
           </w:p>
         </w:tc>

--- a/SCRAPING_REPORT.docx
+++ b/SCRAPING_REPORT.docx
@@ -12,7 +12,7 @@
     </w:p>
     <w:p>
       <w:r>
-        <w:t xml:space="preserve">*Auto-generated 2026-10-05 19:50 UTC from </w:t>
+        <w:t xml:space="preserve">*Auto-generated 2026-10-06 17:19 UTC from </w:t>
       </w:r>
       <w:r>
         <w:rPr>
@@ -3260,7 +3260,7 @@
           <w:p>
             <w:r/>
             <w:r>
-              <w:t>720</w:t>
+              <w:t>721</w:t>
             </w:r>
           </w:p>
         </w:tc>
@@ -3506,7 +3506,7 @@
               <w:rPr>
                 <w:b/>
               </w:rPr>
-              <w:t>968</w:t>
+              <w:t>969</w:t>
             </w:r>
           </w:p>
         </w:tc>

--- a/SCRAPING_REPORT.docx
+++ b/SCRAPING_REPORT.docx
@@ -12,7 +12,7 @@
     </w:p>
     <w:p>
       <w:r>
-        <w:t xml:space="preserve">*Auto-generated 2026-10-06 17:19 UTC from </w:t>
+        <w:t xml:space="preserve">*Auto-generated 2026-10-07 17:52 UTC from </w:t>
       </w:r>
       <w:r>
         <w:rPr>
@@ -3260,7 +3260,7 @@
           <w:p>
             <w:r/>
             <w:r>
-              <w:t>721</w:t>
+              <w:t>723</w:t>
             </w:r>
           </w:p>
         </w:tc>
@@ -3506,7 +3506,7 @@
               <w:rPr>
                 <w:b/>
               </w:rPr>
-              <w:t>969</w:t>
+              <w:t>971</w:t>
             </w:r>
           </w:p>
         </w:tc>

--- a/SCRAPING_REPORT.docx
+++ b/SCRAPING_REPORT.docx
@@ -12,7 +12,7 @@
     </w:p>
     <w:p>
       <w:r>
-        <w:t xml:space="preserve">*Auto-generated 2026-10-07 17:52 UTC from </w:t>
+        <w:t xml:space="preserve">*Auto-generated 2026-10-08 17:55 UTC from </w:t>
       </w:r>
       <w:r>
         <w:rPr>
@@ -3260,7 +3260,7 @@
           <w:p>
             <w:r/>
             <w:r>
-              <w:t>723</w:t>
+              <w:t>725</w:t>
             </w:r>
           </w:p>
         </w:tc>
@@ -3506,7 +3506,7 @@
               <w:rPr>
                 <w:b/>
               </w:rPr>
-              <w:t>971</w:t>
+              <w:t>973</w:t>
             </w:r>
           </w:p>
         </w:tc>

--- a/SCRAPING_REPORT.docx
+++ b/SCRAPING_REPORT.docx
@@ -12,7 +12,7 @@
     </w:p>
     <w:p>
       <w:r>
-        <w:t xml:space="preserve">*Auto-generated 2026-10-08 17:55 UTC from </w:t>
+        <w:t xml:space="preserve">*Auto-generated 2026-10-09 17:29 UTC from </w:t>
       </w:r>
       <w:r>
         <w:rPr>
@@ -3260,7 +3260,7 @@
           <w:p>
             <w:r/>
             <w:r>
-              <w:t>725</w:t>
+              <w:t>726</w:t>
             </w:r>
           </w:p>
         </w:tc>
@@ -3506,7 +3506,7 @@
               <w:rPr>
                 <w:b/>
               </w:rPr>
-              <w:t>973</w:t>
+              <w:t>974</w:t>
             </w:r>
           </w:p>
         </w:tc>

--- a/SCRAPING_REPORT.docx
+++ b/SCRAPING_REPORT.docx
@@ -12,7 +12,7 @@
     </w:p>
     <w:p>
       <w:r>
-        <w:t xml:space="preserve">*Auto-generated 2026-10-09 17:29 UTC from </w:t>
+        <w:t xml:space="preserve">*Auto-generated 2026-10-10 16:17 UTC from </w:t>
       </w:r>
       <w:r>
         <w:rPr>
@@ -3260,7 +3260,7 @@
           <w:p>
             <w:r/>
             <w:r>
-              <w:t>726</w:t>
+              <w:t>727</w:t>
             </w:r>
           </w:p>
         </w:tc>
@@ -3506,7 +3506,7 @@
               <w:rPr>
                 <w:b/>
               </w:rPr>
-              <w:t>974</w:t>
+              <w:t>975</w:t>
             </w:r>
           </w:p>
         </w:tc>

--- a/SCRAPING_REPORT.docx
+++ b/SCRAPING_REPORT.docx
@@ -12,7 +12,7 @@
     </w:p>
     <w:p>
       <w:r>
-        <w:t xml:space="preserve">*Auto-generated 2026-10-10 16:17 UTC from </w:t>
+        <w:t xml:space="preserve">*Auto-generated 2026-10-11 16:41 UTC from </w:t>
       </w:r>
       <w:r>
         <w:rPr>

--- a/SCRAPING_REPORT.docx
+++ b/SCRAPING_REPORT.docx
@@ -12,7 +12,7 @@
     </w:p>
     <w:p>
       <w:r>
-        <w:t xml:space="preserve">*Auto-generated 2026-10-11 16:41 UTC from </w:t>
+        <w:t xml:space="preserve">*Auto-generated 2026-10-12 20:22 UTC from </w:t>
       </w:r>
       <w:r>
         <w:rPr>

--- a/SCRAPING_REPORT.docx
+++ b/SCRAPING_REPORT.docx
@@ -12,7 +12,7 @@
     </w:p>
     <w:p>
       <w:r>
-        <w:t xml:space="preserve">*Auto-generated 2026-10-12 20:22 UTC from </w:t>
+        <w:t xml:space="preserve">*Auto-generated 2026-10-13 18:24 UTC from </w:t>
       </w:r>
       <w:r>
         <w:rPr>
@@ -3260,7 +3260,7 @@
           <w:p>
             <w:r/>
             <w:r>
-              <w:t>727</w:t>
+              <w:t>729</w:t>
             </w:r>
           </w:p>
         </w:tc>
@@ -3506,7 +3506,7 @@
               <w:rPr>
                 <w:b/>
               </w:rPr>
-              <w:t>975</w:t>
+              <w:t>977</w:t>
             </w:r>
           </w:p>
         </w:tc>

--- a/SCRAPING_REPORT.docx
+++ b/SCRAPING_REPORT.docx
@@ -12,7 +12,7 @@
     </w:p>
     <w:p>
       <w:r>
-        <w:t xml:space="preserve">*Auto-generated 2026-10-13 18:24 UTC from </w:t>
+        <w:t xml:space="preserve">*Auto-generated 2026-10-14 15:52 UTC from </w:t>
       </w:r>
       <w:r>
         <w:rPr>
@@ -3260,7 +3260,7 @@
           <w:p>
             <w:r/>
             <w:r>
-              <w:t>729</w:t>
+              <w:t>732</w:t>
             </w:r>
           </w:p>
         </w:tc>
@@ -3308,7 +3308,7 @@
           <w:p>
             <w:r/>
             <w:r>
-              <w:t>47</w:t>
+              <w:t>49</w:t>
             </w:r>
           </w:p>
         </w:tc>
@@ -3506,7 +3506,7 @@
               <w:rPr>
                 <w:b/>
               </w:rPr>
-              <w:t>977</w:t>
+              <w:t>982</w:t>
             </w:r>
           </w:p>
         </w:tc>

--- a/SCRAPING_REPORT.docx
+++ b/SCRAPING_REPORT.docx
@@ -12,7 +12,7 @@
     </w:p>
     <w:p>
       <w:r>
-        <w:t xml:space="preserve">*Auto-generated 2026-10-14 15:52 UTC from </w:t>
+        <w:t xml:space="preserve">*Auto-generated 2026-10-15 15:39 UTC from </w:t>
       </w:r>
       <w:r>
         <w:rPr>
@@ -3260,7 +3260,7 @@
           <w:p>
             <w:r/>
             <w:r>
-              <w:t>732</w:t>
+              <w:t>731</w:t>
             </w:r>
           </w:p>
         </w:tc>
@@ -3506,7 +3506,7 @@
               <w:rPr>
                 <w:b/>
               </w:rPr>
-              <w:t>982</w:t>
+              <w:t>981</w:t>
             </w:r>
           </w:p>
         </w:tc>

--- a/SCRAPING_REPORT.docx
+++ b/SCRAPING_REPORT.docx
@@ -12,7 +12,7 @@
     </w:p>
     <w:p>
       <w:r>
-        <w:t xml:space="preserve">*Auto-generated 2026-10-15 15:39 UTC from </w:t>
+        <w:t xml:space="preserve">*Auto-generated 2026-10-16 15:25 UTC from </w:t>
       </w:r>
       <w:r>
         <w:rPr>
@@ -3260,7 +3260,7 @@
           <w:p>
             <w:r/>
             <w:r>
-              <w:t>731</w:t>
+              <w:t>734</w:t>
             </w:r>
           </w:p>
         </w:tc>
@@ -3506,7 +3506,7 @@
               <w:rPr>
                 <w:b/>
               </w:rPr>
-              <w:t>981</w:t>
+              <w:t>984</w:t>
             </w:r>
           </w:p>
         </w:tc>

--- a/SCRAPING_REPORT.docx
+++ b/SCRAPING_REPORT.docx
@@ -12,7 +12,7 @@
     </w:p>
     <w:p>
       <w:r>
-        <w:t xml:space="preserve">*Auto-generated 2026-10-16 15:25 UTC from </w:t>
+        <w:t xml:space="preserve">*Auto-generated 2026-10-17 14:18 UTC from </w:t>
       </w:r>
       <w:r>
         <w:rPr>

--- a/SCRAPING_REPORT.docx
+++ b/SCRAPING_REPORT.docx
@@ -12,7 +12,7 @@
     </w:p>
     <w:p>
       <w:r>
-        <w:t xml:space="preserve">*Auto-generated 2026-10-17 14:18 UTC from </w:t>
+        <w:t xml:space="preserve">*Auto-generated 2026-10-18 14:42 UTC from </w:t>
       </w:r>
       <w:r>
         <w:rPr>
@@ -3260,7 +3260,7 @@
           <w:p>
             <w:r/>
             <w:r>
-              <w:t>734</w:t>
+              <w:t>735</w:t>
             </w:r>
           </w:p>
         </w:tc>
@@ -3506,7 +3506,7 @@
               <w:rPr>
                 <w:b/>
               </w:rPr>
-              <w:t>984</w:t>
+              <w:t>985</w:t>
             </w:r>
           </w:p>
         </w:tc>

--- a/SCRAPING_REPORT.docx
+++ b/SCRAPING_REPORT.docx
@@ -12,7 +12,7 @@
     </w:p>
     <w:p>
       <w:r>
-        <w:t xml:space="preserve">*Auto-generated 2026-10-18 14:42 UTC from </w:t>
+        <w:t xml:space="preserve">*Auto-generated 2026-10-19 17:37 UTC from </w:t>
       </w:r>
       <w:r>
         <w:rPr>
@@ -3260,7 +3260,7 @@
           <w:p>
             <w:r/>
             <w:r>
-              <w:t>735</w:t>
+              <w:t>739</w:t>
             </w:r>
           </w:p>
         </w:tc>
@@ -3506,7 +3506,7 @@
               <w:rPr>
                 <w:b/>
               </w:rPr>
-              <w:t>985</w:t>
+              <w:t>989</w:t>
             </w:r>
           </w:p>
         </w:tc>

--- a/SCRAPING_REPORT.docx
+++ b/SCRAPING_REPORT.docx
@@ -12,7 +12,7 @@
     </w:p>
     <w:p>
       <w:r>
-        <w:t xml:space="preserve">*Auto-generated 2026-10-19 17:37 UTC from </w:t>
+        <w:t xml:space="preserve">*Auto-generated 2026-10-20 15:42 UTC from </w:t>
       </w:r>
       <w:r>
         <w:rPr>

--- a/SCRAPING_REPORT.docx
+++ b/SCRAPING_REPORT.docx
@@ -12,7 +12,7 @@
     </w:p>
     <w:p>
       <w:r>
-        <w:t xml:space="preserve">*Auto-generated 2026-10-20 15:42 UTC from </w:t>
+        <w:t xml:space="preserve">*Auto-generated 2026-10-21 16:00 UTC from </w:t>
       </w:r>
       <w:r>
         <w:rPr>
@@ -3260,7 +3260,7 @@
           <w:p>
             <w:r/>
             <w:r>
-              <w:t>739</w:t>
+              <w:t>741</w:t>
             </w:r>
           </w:p>
         </w:tc>
@@ -3506,7 +3506,7 @@
               <w:rPr>
                 <w:b/>
               </w:rPr>
-              <w:t>989</w:t>
+              <w:t>991</w:t>
             </w:r>
           </w:p>
         </w:tc>

--- a/SCRAPING_REPORT.docx
+++ b/SCRAPING_REPORT.docx
@@ -12,7 +12,7 @@
     </w:p>
     <w:p>
       <w:r>
-        <w:t xml:space="preserve">*Auto-generated 2026-10-21 16:00 UTC from </w:t>
+        <w:t xml:space="preserve">*Auto-generated 2026-10-22 15:56 UTC from </w:t>
       </w:r>
       <w:r>
         <w:rPr>
@@ -3260,7 +3260,7 @@
           <w:p>
             <w:r/>
             <w:r>
-              <w:t>741</w:t>
+              <w:t>743</w:t>
             </w:r>
           </w:p>
         </w:tc>
@@ -3506,7 +3506,7 @@
               <w:rPr>
                 <w:b/>
               </w:rPr>
-              <w:t>991</w:t>
+              <w:t>993</w:t>
             </w:r>
           </w:p>
         </w:tc>

--- a/SCRAPING_REPORT.docx
+++ b/SCRAPING_REPORT.docx
@@ -12,7 +12,7 @@
     </w:p>
     <w:p>
       <w:r>
-        <w:t xml:space="preserve">*Auto-generated 2026-10-22 15:56 UTC from </w:t>
+        <w:t xml:space="preserve">*Auto-generated 2026-10-23 15:47 UTC from </w:t>
       </w:r>
       <w:r>
         <w:rPr>
@@ -3260,7 +3260,7 @@
           <w:p>
             <w:r/>
             <w:r>
-              <w:t>743</w:t>
+              <w:t>746</w:t>
             </w:r>
           </w:p>
         </w:tc>
@@ -3506,7 +3506,7 @@
               <w:rPr>
                 <w:b/>
               </w:rPr>
-              <w:t>993</w:t>
+              <w:t>996</w:t>
             </w:r>
           </w:p>
         </w:tc>

--- a/SCRAPING_REPORT.docx
+++ b/SCRAPING_REPORT.docx
@@ -12,7 +12,7 @@
     </w:p>
     <w:p>
       <w:r>
-        <w:t xml:space="preserve">*Auto-generated 2026-10-23 15:47 UTC from </w:t>
+        <w:t xml:space="preserve">*Auto-generated 2026-10-24 14:42 UTC from </w:t>
       </w:r>
       <w:r>
         <w:rPr>
@@ -3260,7 +3260,7 @@
           <w:p>
             <w:r/>
             <w:r>
-              <w:t>746</w:t>
+              <w:t>748</w:t>
             </w:r>
           </w:p>
         </w:tc>
@@ -3506,7 +3506,7 @@
               <w:rPr>
                 <w:b/>
               </w:rPr>
-              <w:t>996</w:t>
+              <w:t>998</w:t>
             </w:r>
           </w:p>
         </w:tc>

--- a/SCRAPING_REPORT.docx
+++ b/SCRAPING_REPORT.docx
@@ -12,7 +12,7 @@
     </w:p>
     <w:p>
       <w:r>
-        <w:t xml:space="preserve">*Auto-generated 2026-10-24 14:42 UTC from </w:t>
+        <w:t xml:space="preserve">*Auto-generated 2026-10-25 14:59 UTC from </w:t>
       </w:r>
       <w:r>
         <w:rPr>

--- a/SCRAPING_REPORT.docx
+++ b/SCRAPING_REPORT.docx
@@ -12,7 +12,7 @@
     </w:p>
     <w:p>
       <w:r>
-        <w:t xml:space="preserve">*Auto-generated 2026-10-25 14:59 UTC from </w:t>
+        <w:t xml:space="preserve">*Auto-generated 2026-10-26 17:29 UTC from </w:t>
       </w:r>
       <w:r>
         <w:rPr>
@@ -3260,7 +3260,7 @@
           <w:p>
             <w:r/>
             <w:r>
-              <w:t>748</w:t>
+              <w:t>749</w:t>
             </w:r>
           </w:p>
         </w:tc>
@@ -3506,7 +3506,7 @@
               <w:rPr>
                 <w:b/>
               </w:rPr>
-              <w:t>998</w:t>
+              <w:t>999</w:t>
             </w:r>
           </w:p>
         </w:tc>

--- a/SCRAPING_REPORT.docx
+++ b/SCRAPING_REPORT.docx
@@ -12,7 +12,7 @@
     </w:p>
     <w:p>
       <w:r>
-        <w:t xml:space="preserve">*Auto-generated 2026-10-26 17:29 UTC from </w:t>
+        <w:t xml:space="preserve">*Auto-generated 2026-10-27 16:45 UTC from </w:t>
       </w:r>
       <w:r>
         <w:rPr>
@@ -3260,7 +3260,7 @@
           <w:p>
             <w:r/>
             <w:r>
-              <w:t>749</w:t>
+              <w:t>750</w:t>
             </w:r>
           </w:p>
         </w:tc>
@@ -3506,7 +3506,7 @@
               <w:rPr>
                 <w:b/>
               </w:rPr>
-              <w:t>999</w:t>
+              <w:t>1000</w:t>
             </w:r>
           </w:p>
         </w:tc>

--- a/SCRAPING_REPORT.docx
+++ b/SCRAPING_REPORT.docx
@@ -12,7 +12,7 @@
     </w:p>
     <w:p>
       <w:r>
-        <w:t xml:space="preserve">*Auto-generated 2026-10-27 16:45 UTC from </w:t>
+        <w:t xml:space="preserve">*Auto-generated 2026-10-28 17:14 UTC from </w:t>
       </w:r>
       <w:r>
         <w:rPr>
@@ -3260,7 +3260,7 @@
           <w:p>
             <w:r/>
             <w:r>
-              <w:t>750</w:t>
+              <w:t>753</w:t>
             </w:r>
           </w:p>
         </w:tc>
@@ -3284,7 +3284,7 @@
           <w:p>
             <w:r/>
             <w:r>
-              <w:t>105</w:t>
+              <w:t>108</w:t>
             </w:r>
           </w:p>
         </w:tc>
@@ -3506,7 +3506,7 @@
               <w:rPr>
                 <w:b/>
               </w:rPr>
-              <w:t>1000</w:t>
+              <w:t>1006</w:t>
             </w:r>
           </w:p>
         </w:tc>

--- a/SCRAPING_REPORT.docx
+++ b/SCRAPING_REPORT.docx
@@ -12,7 +12,7 @@
     </w:p>
     <w:p>
       <w:r>
-        <w:t xml:space="preserve">*Auto-generated 2026-10-28 17:14 UTC from </w:t>
+        <w:t xml:space="preserve">*Auto-generated 2026-10-29 17:28 UTC from </w:t>
       </w:r>
       <w:r>
         <w:rPr>
@@ -3260,7 +3260,7 @@
           <w:p>
             <w:r/>
             <w:r>
-              <w:t>753</w:t>
+              <w:t>754</w:t>
             </w:r>
           </w:p>
         </w:tc>
@@ -3284,7 +3284,7 @@
           <w:p>
             <w:r/>
             <w:r>
-              <w:t>108</w:t>
+              <w:t>109</w:t>
             </w:r>
           </w:p>
         </w:tc>
@@ -3506,7 +3506,7 @@
               <w:rPr>
                 <w:b/>
               </w:rPr>
-              <w:t>1006</w:t>
+              <w:t>1008</w:t>
             </w:r>
           </w:p>
         </w:tc>

--- a/SCRAPING_REPORT.docx
+++ b/SCRAPING_REPORT.docx
@@ -12,7 +12,7 @@
     </w:p>
     <w:p>
       <w:r>
-        <w:t xml:space="preserve">*Auto-generated 2026-10-29 17:28 UTC from </w:t>
+        <w:t xml:space="preserve">*Auto-generated 2026-10-30 17:04 UTC from </w:t>
       </w:r>
       <w:r>
         <w:rPr>
